--- a/EXPORTS/DOCX/published/niveau3/English/JustinusNassau.docx
+++ b/EXPORTS/DOCX/published/niveau3/English/JustinusNassau.docx
@@ -380,7 +380,7 @@
           <w:sz w:val="24"/>
           <w:u w:val="single"/>
         </w:rPr>
-        <w:hyperlink r:id="rId9" w:history="1">
+        <w:hyperlink r:id="rId10" w:history="1">
           <w:r>
             <w:rPr>
               <w:rStyle w:val="Hyperlink"/>
@@ -492,7 +492,7 @@
           <w:sz w:val="24"/>
           <w:u w:val="single"/>
         </w:rPr>
-        <w:hyperlink r:id="rId10" w:history="1">
+        <w:hyperlink r:id="rId9" w:history="1">
           <w:r>
             <w:rPr>
               <w:rStyle w:val="Hyperlink"/>
@@ -667,7 +667,7 @@
             <w:rPr>
               <w:rStyle w:val="Hyperlink"/>
             </w:rPr>
-            <w:t>Etnografisc</w:t>
+            <w:t>Etnografis</w:t>
           </w:r>
         </w:hyperlink>
       </w:r>
@@ -678,36 +678,13 @@
           <w:i w:val="0"/>
           <w:color w:val="0000FF"/>
           <w:sz w:val="24"/>
-          <w:u w:val="single"/>
-        </w:rPr>
-        <w:t>h</w:t>
-      </w:r>
-      <w:r>
-        <w:rPr>
-          <w:rFonts w:ascii="Charis SIL Regular" w:hAnsi="Charis SIL Regular" w:eastAsia="Charis SIL Regular"/>
-          <w:b w:val="0"/>
-          <w:i w:val="0"/>
-          <w:color w:val="0000FF"/>
-          <w:sz w:val="24"/>
-          <w:u w:val="single"/>
-        </w:rPr>
-        <w:t xml:space="preserve"> </w:t>
-      </w:r>
-      <w:r>
-        <w:rPr>
-          <w:rFonts w:ascii="Charis SIL Regular" w:hAnsi="Charis SIL Regular" w:eastAsia="Charis SIL Regular"/>
-          <w:b w:val="0"/>
-          <w:i w:val="0"/>
-          <w:color w:val="0000FF"/>
-          <w:sz w:val="24"/>
-          <w:u w:val="single"/>
         </w:rPr>
         <w:hyperlink r:id="rId11" w:history="1">
           <w:r>
             <w:rPr>
               <w:rStyle w:val="Hyperlink"/>
             </w:rPr>
-            <w:t>Museu</w:t>
+            <w:t>c</w:t>
           </w:r>
         </w:hyperlink>
       </w:r>
@@ -719,7 +696,36 @@
           <w:color w:val="0000FF"/>
           <w:sz w:val="24"/>
         </w:rPr>
-        <w:t>m</w:t>
+        <w:t>h</w:t>
+      </w:r>
+      <w:r>
+        <w:rPr>
+          <w:rFonts w:ascii="Charis SIL Regular" w:hAnsi="Charis SIL Regular" w:eastAsia="Charis SIL Regular"/>
+          <w:b w:val="0"/>
+          <w:i w:val="0"/>
+          <w:color w:val="0000FF"/>
+          <w:sz w:val="24"/>
+          <w:u w:val="single"/>
+        </w:rPr>
+        <w:t xml:space="preserve"> </w:t>
+      </w:r>
+      <w:r>
+        <w:rPr>
+          <w:rFonts w:ascii="Charis SIL Regular" w:hAnsi="Charis SIL Regular" w:eastAsia="Charis SIL Regular"/>
+          <w:b w:val="0"/>
+          <w:i w:val="0"/>
+          <w:color w:val="0000FF"/>
+          <w:sz w:val="24"/>
+          <w:u w:val="single"/>
+        </w:rPr>
+        <w:hyperlink r:id="rId11" w:history="1">
+          <w:r>
+            <w:rPr>
+              <w:rStyle w:val="Hyperlink"/>
+            </w:rPr>
+            <w:t>Museum</w:t>
+          </w:r>
+        </w:hyperlink>
       </w:r>
       <w:r>
         <w:rPr>
@@ -1430,13 +1436,22 @@
             <w:rPr>
               <w:rStyle w:val="Hyperlink"/>
             </w:rPr>
-            <w:t xml:space="preserve">acific to </w:t>
+            <w:t>acific to</w:t>
           </w:r>
         </w:hyperlink>
       </w:r>
       <w:r>
         <w:rPr>
-          <w:u w:val="single" w:color="0000ff"/>
+          <w:rFonts w:ascii="Charis SIL Regular" w:hAnsi="Charis SIL Regular" w:eastAsia="Charis SIL Regular"/>
+          <w:b w:val="0"/>
+          <w:i w:val="0"/>
+          <w:color w:val="000000"/>
+          <w:sz w:val="24"/>
+        </w:rPr>
+        <w:t xml:space="preserve"> </w:t>
+      </w:r>
+      <w:r>
+        <w:rPr>
           <w:rFonts w:ascii="Charis SIL Regular" w:hAnsi="Charis SIL Regular" w:eastAsia="Charis SIL Regular"/>
           <w:b w:val="0"/>
           <w:i w:val="0"/>
@@ -1483,13 +1498,24 @@
       </w:r>
       <w:r>
         <w:rPr>
+          <w:u w:val="single" w:color="0000ff"/>
           <w:rFonts w:ascii="Charis SIL Regular" w:hAnsi="Charis SIL Regular" w:eastAsia="Charis SIL Regular"/>
           <w:b w:val="0"/>
           <w:i w:val="0"/>
           <w:color w:val="000000"/>
           <w:sz w:val="24"/>
         </w:rPr>
-        <w:t xml:space="preserve">the Indonesian </w:t>
+        <w:t>t</w:t>
+      </w:r>
+      <w:r>
+        <w:rPr>
+          <w:rFonts w:ascii="Charis SIL Regular" w:hAnsi="Charis SIL Regular" w:eastAsia="Charis SIL Regular"/>
+          <w:b w:val="0"/>
+          <w:i w:val="0"/>
+          <w:color w:val="000000"/>
+          <w:sz w:val="24"/>
+        </w:rPr>
+        <w:t xml:space="preserve">he Indonesian </w:t>
       </w:r>
       <w:r>
         <w:rPr>
@@ -3478,7 +3504,7 @@
           <w:sz w:val="24"/>
           <w:u w:val="single"/>
         </w:rPr>
-        <w:hyperlink r:id="rId23" w:history="1">
+        <w:hyperlink r:id="rId21" w:history="1">
           <w:r>
             <w:rPr>
               <w:rStyle w:val="Hyperlink"/>
@@ -4112,7 +4138,14 @@
           <w:sz w:val="24"/>
           <w:u w:val="single"/>
         </w:rPr>
-        <w:t>w</w:t>
+        <w:hyperlink r:id="rId26" w:history="1">
+          <w:r>
+            <w:rPr>
+              <w:rStyle w:val="Hyperlink"/>
+            </w:rPr>
+            <w:t>w</w:t>
+          </w:r>
+        </w:hyperlink>
       </w:r>
       <w:r>
         <w:rPr>

--- a/EXPORTS/DOCX/published/niveau3/English/JustinusNassau.docx
+++ b/EXPORTS/DOCX/published/niveau3/English/JustinusNassau.docx
@@ -380,14 +380,7 @@
           <w:sz w:val="24"/>
           <w:u w:val="single"/>
         </w:rPr>
-        <w:hyperlink r:id="rId10" w:history="1">
-          <w:r>
-            <w:rPr>
-              <w:rStyle w:val="Hyperlink"/>
-            </w:rPr>
-            <w:t>Royal</w:t>
-          </w:r>
-        </w:hyperlink>
+        <w:t>Royal Milit</w:t>
       </w:r>
       <w:r>
         <w:rPr>
@@ -398,36 +391,7 @@
           <w:sz w:val="24"/>
           <w:u w:val="single"/>
         </w:rPr>
-        <w:t xml:space="preserve"> </w:t>
-      </w:r>
-      <w:r>
-        <w:rPr>
-          <w:rFonts w:ascii="Charis SIL Regular" w:hAnsi="Charis SIL Regular" w:eastAsia="Charis SIL Regular"/>
-          <w:b w:val="0"/>
-          <w:i w:val="0"/>
-          <w:color w:val="0000FF"/>
-          <w:sz w:val="24"/>
-          <w:u w:val="single"/>
-        </w:rPr>
-        <w:hyperlink r:id="rId10" w:history="1">
-          <w:r>
-            <w:rPr>
-              <w:rStyle w:val="Hyperlink"/>
-            </w:rPr>
-            <w:t>Milit</w:t>
-          </w:r>
-        </w:hyperlink>
-      </w:r>
-      <w:r>
-        <w:rPr>
-          <w:rFonts w:ascii="Charis SIL Regular" w:hAnsi="Charis SIL Regular" w:eastAsia="Charis SIL Regular"/>
-          <w:b w:val="0"/>
-          <w:i w:val="0"/>
-          <w:color w:val="0000FF"/>
-          <w:sz w:val="24"/>
-          <w:u w:val="single"/>
-        </w:rPr>
-        <w:hyperlink r:id="rId10" w:history="1">
+        <w:hyperlink r:id="rId9" w:history="1">
           <w:r>
             <w:rPr>
               <w:rStyle w:val="Hyperlink"/>
@@ -456,7 +420,7 @@
           <w:sz w:val="24"/>
           <w:u w:val="single"/>
         </w:rPr>
-        <w:hyperlink r:id="rId10" w:history="1">
+        <w:hyperlink r:id="rId9" w:history="1">
           <w:r>
             <w:rPr>
               <w:rStyle w:val="Hyperlink"/>
@@ -474,7 +438,7 @@
           <w:sz w:val="24"/>
           <w:u w:val="single"/>
         </w:rPr>
-        <w:hyperlink r:id="rId10" w:history="1">
+        <w:hyperlink r:id="rId9" w:history="1">
           <w:r>
             <w:rPr>
               <w:rStyle w:val="Hyperlink"/>
@@ -667,7 +631,7 @@
             <w:rPr>
               <w:rStyle w:val="Hyperlink"/>
             </w:rPr>
-            <w:t>Etnografis</w:t>
+            <w:t>Etnografisc</w:t>
           </w:r>
         </w:hyperlink>
       </w:r>
@@ -678,15 +642,9 @@
           <w:i w:val="0"/>
           <w:color w:val="0000FF"/>
           <w:sz w:val="24"/>
-        </w:rPr>
-        <w:hyperlink r:id="rId11" w:history="1">
-          <w:r>
-            <w:rPr>
-              <w:rStyle w:val="Hyperlink"/>
-            </w:rPr>
-            <w:t>c</w:t>
-          </w:r>
-        </w:hyperlink>
+          <w:u w:val="single"/>
+        </w:rPr>
+        <w:t>h</w:t>
       </w:r>
       <w:r>
         <w:rPr>
@@ -695,17 +653,6 @@
           <w:i w:val="0"/>
           <w:color w:val="0000FF"/>
           <w:sz w:val="24"/>
-        </w:rPr>
-        <w:t>h</w:t>
-      </w:r>
-      <w:r>
-        <w:rPr>
-          <w:rFonts w:ascii="Charis SIL Regular" w:hAnsi="Charis SIL Regular" w:eastAsia="Charis SIL Regular"/>
-          <w:b w:val="0"/>
-          <w:i w:val="0"/>
-          <w:color w:val="0000FF"/>
-          <w:sz w:val="24"/>
-          <w:u w:val="single"/>
         </w:rPr>
         <w:t xml:space="preserve"> </w:t>
       </w:r>
@@ -1436,22 +1383,13 @@
             <w:rPr>
               <w:rStyle w:val="Hyperlink"/>
             </w:rPr>
-            <w:t>acific to</w:t>
+            <w:t xml:space="preserve">acific to </w:t>
           </w:r>
         </w:hyperlink>
       </w:r>
       <w:r>
         <w:rPr>
-          <w:rFonts w:ascii="Charis SIL Regular" w:hAnsi="Charis SIL Regular" w:eastAsia="Charis SIL Regular"/>
-          <w:b w:val="0"/>
-          <w:i w:val="0"/>
-          <w:color w:val="000000"/>
-          <w:sz w:val="24"/>
-        </w:rPr>
-        <w:t xml:space="preserve"> </w:t>
-      </w:r>
-      <w:r>
-        <w:rPr>
+          <w:u w:val="single" w:color="0000ff"/>
           <w:rFonts w:ascii="Charis SIL Regular" w:hAnsi="Charis SIL Regular" w:eastAsia="Charis SIL Regular"/>
           <w:b w:val="0"/>
           <w:i w:val="0"/>
@@ -1498,24 +1436,13 @@
       </w:r>
       <w:r>
         <w:rPr>
-          <w:u w:val="single" w:color="0000ff"/>
           <w:rFonts w:ascii="Charis SIL Regular" w:hAnsi="Charis SIL Regular" w:eastAsia="Charis SIL Regular"/>
           <w:b w:val="0"/>
           <w:i w:val="0"/>
           <w:color w:val="000000"/>
           <w:sz w:val="24"/>
         </w:rPr>
-        <w:t>t</w:t>
-      </w:r>
-      <w:r>
-        <w:rPr>
-          <w:rFonts w:ascii="Charis SIL Regular" w:hAnsi="Charis SIL Regular" w:eastAsia="Charis SIL Regular"/>
-          <w:b w:val="0"/>
-          <w:i w:val="0"/>
-          <w:color w:val="000000"/>
-          <w:sz w:val="24"/>
-        </w:rPr>
-        <w:t xml:space="preserve">he Indonesian </w:t>
+        <w:t xml:space="preserve">the Indonesian </w:t>
       </w:r>
       <w:r>
         <w:rPr>
@@ -3411,7 +3338,7 @@
           <w:sz w:val="24"/>
           <w:u w:val="single"/>
         </w:rPr>
-        <w:hyperlink r:id="rId22" w:history="1">
+        <w:hyperlink r:id="rId21" w:history="1">
           <w:r>
             <w:rPr>
               <w:rStyle w:val="Hyperlink"/>
@@ -3429,7 +3356,7 @@
           <w:sz w:val="24"/>
           <w:u w:val="single"/>
         </w:rPr>
-        <w:hyperlink r:id="rId22" w:history="1">
+        <w:hyperlink r:id="rId21" w:history="1">
           <w:r>
             <w:rPr>
               <w:rStyle w:val="Hyperlink"/>
@@ -3440,13 +3367,21 @@
       </w:r>
       <w:r>
         <w:rPr>
+          <w:u w:val="single" w:color="0000ff"/>
           <w:rFonts w:ascii="Charis SIL Regular" w:hAnsi="Charis SIL Regular" w:eastAsia="Charis SIL Regular"/>
           <w:b w:val="0"/>
           <w:i w:val="0"/>
           <w:color w:val="000000"/>
           <w:sz w:val="24"/>
         </w:rPr>
-        <w:t xml:space="preserve">, </w:t>
+        <w:hyperlink r:id="rId21" w:history="1">
+          <w:r>
+            <w:rPr>
+              <w:rStyle w:val="Hyperlink"/>
+            </w:rPr>
+            <w:t xml:space="preserve">, </w:t>
+          </w:r>
+        </w:hyperlink>
       </w:r>
       <w:r>
         <w:rPr>
@@ -3457,7 +3392,7 @@
           <w:sz w:val="24"/>
           <w:u w:val="single"/>
         </w:rPr>
-        <w:hyperlink r:id="rId23" w:history="1">
+        <w:hyperlink r:id="rId21" w:history="1">
           <w:r>
             <w:rPr>
               <w:rStyle w:val="Hyperlink"/>
@@ -3712,7 +3647,7 @@
           <w:sz w:val="24"/>
           <w:u w:val="single"/>
         </w:rPr>
-        <w:hyperlink r:id="rId25" w:history="1">
+        <w:hyperlink r:id="rId24" w:history="1">
           <w:r>
             <w:rPr>
               <w:rStyle w:val="Hyperlink"/>
@@ -3730,7 +3665,7 @@
           <w:sz w:val="24"/>
           <w:u w:val="single"/>
         </w:rPr>
-        <w:hyperlink r:id="rId25" w:history="1">
+        <w:hyperlink r:id="rId24" w:history="1">
           <w:r>
             <w:rPr>
               <w:rStyle w:val="Hyperlink"/>

--- a/EXPORTS/DOCX/published/niveau3/English/JustinusNassau.docx
+++ b/EXPORTS/DOCX/published/niveau3/English/JustinusNassau.docx
@@ -380,7 +380,43 @@
           <w:sz w:val="24"/>
           <w:u w:val="single"/>
         </w:rPr>
-        <w:t>Royal Milit</w:t>
+        <w:hyperlink r:id="rId9" w:history="1">
+          <w:r>
+            <w:rPr>
+              <w:rStyle w:val="Hyperlink"/>
+            </w:rPr>
+            <w:t>Royal</w:t>
+          </w:r>
+        </w:hyperlink>
+      </w:r>
+      <w:r>
+        <w:rPr>
+          <w:rFonts w:ascii="Charis SIL Regular" w:hAnsi="Charis SIL Regular" w:eastAsia="Charis SIL Regular"/>
+          <w:b w:val="0"/>
+          <w:i w:val="0"/>
+          <w:color w:val="0000FF"/>
+          <w:sz w:val="24"/>
+          <w:u w:val="single"/>
+        </w:rPr>
+        <w:t xml:space="preserve"> </w:t>
+      </w:r>
+      <w:r>
+        <w:rPr>
+          <w:rFonts w:ascii="Charis SIL Regular" w:hAnsi="Charis SIL Regular" w:eastAsia="Charis SIL Regular"/>
+          <w:b w:val="0"/>
+          <w:i w:val="0"/>
+          <w:color w:val="0000FF"/>
+          <w:sz w:val="24"/>
+          <w:u w:val="single"/>
+        </w:rPr>
+        <w:hyperlink r:id="rId9" w:history="1">
+          <w:r>
+            <w:rPr>
+              <w:rStyle w:val="Hyperlink"/>
+            </w:rPr>
+            <w:t>Milit</w:t>
+          </w:r>
+        </w:hyperlink>
       </w:r>
       <w:r>
         <w:rPr>
@@ -631,7 +667,7 @@
             <w:rPr>
               <w:rStyle w:val="Hyperlink"/>
             </w:rPr>
-            <w:t>Etnografisc</w:t>
+            <w:t>Etnografis</w:t>
           </w:r>
         </w:hyperlink>
       </w:r>
@@ -642,9 +678,15 @@
           <w:i w:val="0"/>
           <w:color w:val="0000FF"/>
           <w:sz w:val="24"/>
-          <w:u w:val="single"/>
-        </w:rPr>
-        <w:t>h</w:t>
+        </w:rPr>
+        <w:hyperlink r:id="rId11" w:history="1">
+          <w:r>
+            <w:rPr>
+              <w:rStyle w:val="Hyperlink"/>
+            </w:rPr>
+            <w:t>c</w:t>
+          </w:r>
+        </w:hyperlink>
       </w:r>
       <w:r>
         <w:rPr>
@@ -653,6 +695,17 @@
           <w:i w:val="0"/>
           <w:color w:val="0000FF"/>
           <w:sz w:val="24"/>
+        </w:rPr>
+        <w:t>h</w:t>
+      </w:r>
+      <w:r>
+        <w:rPr>
+          <w:rFonts w:ascii="Charis SIL Regular" w:hAnsi="Charis SIL Regular" w:eastAsia="Charis SIL Regular"/>
+          <w:b w:val="0"/>
+          <w:i w:val="0"/>
+          <w:color w:val="0000FF"/>
+          <w:sz w:val="24"/>
+          <w:u w:val="single"/>
         </w:rPr>
         <w:t xml:space="preserve"> </w:t>
       </w:r>
@@ -3338,7 +3391,7 @@
           <w:sz w:val="24"/>
           <w:u w:val="single"/>
         </w:rPr>
-        <w:hyperlink r:id="rId21" w:history="1">
+        <w:hyperlink r:id="rId22" w:history="1">
           <w:r>
             <w:rPr>
               <w:rStyle w:val="Hyperlink"/>
@@ -3356,7 +3409,7 @@
           <w:sz w:val="24"/>
           <w:u w:val="single"/>
         </w:rPr>
-        <w:hyperlink r:id="rId21" w:history="1">
+        <w:hyperlink r:id="rId22" w:history="1">
           <w:r>
             <w:rPr>
               <w:rStyle w:val="Hyperlink"/>
@@ -3367,21 +3420,13 @@
       </w:r>
       <w:r>
         <w:rPr>
-          <w:u w:val="single" w:color="0000ff"/>
           <w:rFonts w:ascii="Charis SIL Regular" w:hAnsi="Charis SIL Regular" w:eastAsia="Charis SIL Regular"/>
           <w:b w:val="0"/>
           <w:i w:val="0"/>
           <w:color w:val="000000"/>
           <w:sz w:val="24"/>
         </w:rPr>
-        <w:hyperlink r:id="rId21" w:history="1">
-          <w:r>
-            <w:rPr>
-              <w:rStyle w:val="Hyperlink"/>
-            </w:rPr>
-            <w:t xml:space="preserve">, </w:t>
-          </w:r>
-        </w:hyperlink>
+        <w:t xml:space="preserve">, </w:t>
       </w:r>
       <w:r>
         <w:rPr>
@@ -3392,7 +3437,7 @@
           <w:sz w:val="24"/>
           <w:u w:val="single"/>
         </w:rPr>
-        <w:hyperlink r:id="rId21" w:history="1">
+        <w:hyperlink r:id="rId23" w:history="1">
           <w:r>
             <w:rPr>
               <w:rStyle w:val="Hyperlink"/>
@@ -3439,7 +3484,7 @@
           <w:sz w:val="24"/>
           <w:u w:val="single"/>
         </w:rPr>
-        <w:hyperlink r:id="rId21" w:history="1">
+        <w:hyperlink r:id="rId23" w:history="1">
           <w:r>
             <w:rPr>
               <w:rStyle w:val="Hyperlink"/>
@@ -3647,7 +3692,7 @@
           <w:sz w:val="24"/>
           <w:u w:val="single"/>
         </w:rPr>
-        <w:hyperlink r:id="rId24" w:history="1">
+        <w:hyperlink r:id="rId25" w:history="1">
           <w:r>
             <w:rPr>
               <w:rStyle w:val="Hyperlink"/>
@@ -3665,7 +3710,7 @@
           <w:sz w:val="24"/>
           <w:u w:val="single"/>
         </w:rPr>
-        <w:hyperlink r:id="rId24" w:history="1">
+        <w:hyperlink r:id="rId25" w:history="1">
           <w:r>
             <w:rPr>
               <w:rStyle w:val="Hyperlink"/>
@@ -4073,14 +4118,7 @@
           <w:sz w:val="24"/>
           <w:u w:val="single"/>
         </w:rPr>
-        <w:hyperlink r:id="rId26" w:history="1">
-          <w:r>
-            <w:rPr>
-              <w:rStyle w:val="Hyperlink"/>
-            </w:rPr>
-            <w:t>w</w:t>
-          </w:r>
-        </w:hyperlink>
+        <w:t>w</w:t>
       </w:r>
       <w:r>
         <w:rPr>
